--- a/worksheets/PR_L12_Gatehouse_Worksheet.docx
+++ b/worksheets/PR_L12_Gatehouse_Worksheet.docx
@@ -1817,7 +1817,7 @@
                       <w:sz w:val="21"/>
                       <w:szCs w:val="21"/>
                     </w:rPr>
-                    <w:t xml:space="preserve">Write a type check that refuses anything which is not a whole number, without the program crashing.</w:t>
+                    <w:t xml:space="preserve">Write a type check that refuses anything that is not a whole number.</w:t>
                   </w:r>
                 </w:p>
               </w:tc>
@@ -2491,7 +2491,7 @@
                       <w:sz w:val="21"/>
                       <w:szCs w:val="21"/>
                     </w:rPr>
-                    <w:t xml:space="preserve">Write a range check for a satisfaction score that must be from 1 to 10 inclusive.</w:t>
+                    <w:t xml:space="preserve">Write a range check for a satisfaction score from 1 to 10 inclusive.</w:t>
                   </w:r>
                 </w:p>
               </w:tc>
@@ -2597,7 +2597,7 @@
                       <w:sz w:val="21"/>
                       <w:szCs w:val="21"/>
                     </w:rPr>
-                    <w:t xml:space="preserve">Check a temperature reading that may be negative, and refuse anything that is not a number at all.</w:t>
+                    <w:t xml:space="preserve">Check a temperature that may be negative, and refuse anything that is not a number.</w:t>
                   </w:r>
                 </w:p>
               </w:tc>
@@ -5611,7 +5611,7 @@
                       <w:sz w:val="21"/>
                       <w:szCs w:val="21"/>
                     </w:rPr>
-                    <w:t xml:space="preserve">Write the sign-up part of a club system: a username and an age, each re-asked until valid.</w:t>
+                    <w:t xml:space="preserve">Keep asking for a username, then an age, until each one is valid.</w:t>
                   </w:r>
                 </w:p>
               </w:tc>

--- a/worksheets/PR_L12_Gatehouse_Worksheet.docx
+++ b/worksheets/PR_L12_Gatehouse_Worksheet.docx
@@ -1711,7 +1711,7 @@
                       <w:sz w:val="21"/>
                       <w:szCs w:val="21"/>
                     </w:rPr>
-                    <w:t xml:space="preserve">Write a presence check: refuse a sign-in name that has not actually been typed.</w:t>
+                    <w:t xml:space="preserve">Refuse a sign-in name that has not really been typed.</w:t>
                   </w:r>
                 </w:p>
               </w:tc>
@@ -1817,7 +1817,7 @@
                       <w:sz w:val="21"/>
                       <w:szCs w:val="21"/>
                     </w:rPr>
-                    <w:t xml:space="preserve">Write a type check that refuses anything that is not a whole number.</w:t>
+                    <w:t xml:space="preserve">Refuse anything that is not a whole number, without crashing.</w:t>
                   </w:r>
                 </w:p>
               </w:tc>
@@ -2491,7 +2491,7 @@
                       <w:sz w:val="21"/>
                       <w:szCs w:val="21"/>
                     </w:rPr>
-                    <w:t xml:space="preserve">Write a range check for a satisfaction score from 1 to 10 inclusive.</w:t>
+                    <w:t xml:space="preserve">Range check a satisfaction score from 1 to 10 inclusive.</w:t>
                   </w:r>
                 </w:p>
               </w:tc>
@@ -2597,7 +2597,7 @@
                       <w:sz w:val="21"/>
                       <w:szCs w:val="21"/>
                     </w:rPr>
-                    <w:t xml:space="preserve">Check a temperature that may be negative, and refuse anything that is not a number.</w:t>
+                    <w:t xml:space="preserve">Check a temperature that may be negative, and refuse what is not numeric.</w:t>
                   </w:r>
                 </w:p>
               </w:tc>
@@ -3271,7 +3271,7 @@
                       <w:sz w:val="21"/>
                       <w:szCs w:val="21"/>
                     </w:rPr>
-                    <w:t xml:space="preserve">Write a length check for a password that must be from 8 to 16 characters.</w:t>
+                    <w:t xml:space="preserve">Length check a password of 8 to 16 characters.</w:t>
                   </w:r>
                 </w:p>
               </w:tc>
@@ -3377,7 +3377,7 @@
                       <w:sz w:val="21"/>
                       <w:szCs w:val="21"/>
                     </w:rPr>
-                    <w:t xml:space="preserve">Write a format check for a booking reference: two letters then four digits.</w:t>
+                    <w:t xml:space="preserve">Format check a booking reference: two letters then four digits.</w:t>
                   </w:r>
                 </w:p>
               </w:tc>
@@ -4051,7 +4051,7 @@
                       <w:sz w:val="21"/>
                       <w:szCs w:val="21"/>
                     </w:rPr>
-                    <w:t xml:space="preserve">Keep asking for a lift number until a valid one is typed.</w:t>
+                    <w:t xml:space="preserve">Keep asking for a lift number until one from 1 to 5 arrives.</w:t>
                   </w:r>
                 </w:p>
               </w:tc>
@@ -4157,7 +4157,7 @@
                       <w:sz w:val="21"/>
                       <w:szCs w:val="21"/>
                     </w:rPr>
-                    <w:t xml:space="preserve">Keep asking for a two-digit house number, and say which rule was broken each time.</w:t>
+                    <w:t xml:space="preserve">Keep asking for a house number, naming the rule broken each time.</w:t>
                   </w:r>
                 </w:p>
               </w:tc>
@@ -4831,7 +4831,7 @@
                       <w:sz w:val="21"/>
                       <w:szCs w:val="21"/>
                     </w:rPr>
-                    <w:t xml:space="preserve">Write a sign-in check against a small list of accounts.</w:t>
+                    <w:t xml:space="preserve">Check a sign-in against a list of accounts.</w:t>
                   </w:r>
                 </w:p>
               </w:tc>
@@ -5611,7 +5611,7 @@
                       <w:sz w:val="21"/>
                       <w:szCs w:val="21"/>
                     </w:rPr>
-                    <w:t xml:space="preserve">Keep asking for a username, then an age, until each one is valid.</w:t>
+                    <w:t xml:space="preserve">Validate a username, then an age, then print: registered &lt;username&gt; &lt;age&gt;</w:t>
                   </w:r>
                 </w:p>
               </w:tc>
@@ -5717,7 +5717,7 @@
                       <w:sz w:val="21"/>
                       <w:szCs w:val="21"/>
                     </w:rPr>
-                    <w:t xml:space="preserve">Write a defensive stock-taking program that keeps going when a line of data is wrong.</w:t>
+                    <w:t xml:space="preserve">Keep stock-taking even when a line of data is wrong.</w:t>
                   </w:r>
                 </w:p>
               </w:tc>

--- a/worksheets/PR_L12_Gatehouse_Worksheet.docx
+++ b/worksheets/PR_L12_Gatehouse_Worksheet.docx
@@ -1711,7 +1711,7 @@
                       <w:sz w:val="21"/>
                       <w:szCs w:val="21"/>
                     </w:rPr>
-                    <w:t xml:space="preserve">Refuse a sign-in name that has not really been typed.</w:t>
+                    <w:t xml:space="preserve">Ask the user for a name, ignoring any spaces at each end of it. Display no name given when nothing is left, or welcome [the name without those spaces].</w:t>
                   </w:r>
                 </w:p>
               </w:tc>
@@ -1817,7 +1817,7 @@
                       <w:sz w:val="21"/>
                       <w:szCs w:val="21"/>
                     </w:rPr>
-                    <w:t xml:space="preserve">Refuse anything that is not a whole number, without crashing.</w:t>
+                    <w:t xml:space="preserve">Ask the user for a whole number. Display number: [the number] when every character typed is a digit, or not a number when it is not.</w:t>
                   </w:r>
                 </w:p>
               </w:tc>
@@ -2491,7 +2491,7 @@
                       <w:sz w:val="21"/>
                       <w:szCs w:val="21"/>
                     </w:rPr>
-                    <w:t xml:space="preserve">Range check a satisfaction score from 1 to 10 inclusive.</w:t>
+                    <w:t xml:space="preserve">Ask the user for a whole number score. Display valid when it is from 1 to 10 inclusive, too low below that range and too high above it.</w:t>
                   </w:r>
                 </w:p>
               </w:tc>
@@ -2597,7 +2597,7 @@
                       <w:sz w:val="21"/>
                       <w:szCs w:val="21"/>
                     </w:rPr>
-                    <w:t xml:space="preserve">Check a temperature that may be negative, and refuse what is not numeric.</w:t>
+                    <w:t xml:space="preserve">Ask the user for a temperature. Display not a number when it is not a whole number, ok when it is from -5 to 35 inclusive, or out of range when it is outside that.</w:t>
                   </w:r>
                 </w:p>
               </w:tc>
@@ -3271,7 +3271,7 @@
                       <w:sz w:val="21"/>
                       <w:szCs w:val="21"/>
                     </w:rPr>
-                    <w:t xml:space="preserve">Length check a password of 8 to 16 characters.</w:t>
+                    <w:t xml:space="preserve">Ask the user for a password. Display too short when it is under 8 characters, too long when it is over 16, and ok for anything in between.</w:t>
                   </w:r>
                 </w:p>
               </w:tc>
@@ -3377,7 +3377,7 @@
                       <w:sz w:val="21"/>
                       <w:szCs w:val="21"/>
                     </w:rPr>
-                    <w:t xml:space="preserve">Format check a booking reference: two letters then four digits.</w:t>
+                    <w:t xml:space="preserve">Ask the user for a booking reference, ignoring any spaces at each end. Display valid reference when it is two letters and then four digits, or invalid reference when it is not.</w:t>
                   </w:r>
                 </w:p>
               </w:tc>
@@ -4051,7 +4051,7 @@
                       <w:sz w:val="21"/>
                       <w:szCs w:val="21"/>
                     </w:rPr>
-                    <w:t xml:space="preserve">Keep asking for a lift number until one from 1 to 5 arrives.</w:t>
+                    <w:t xml:space="preserve">Keep asking the user for a whole number until one is from 1 to 5 inclusive. Display please enter 1 to 5 for every wrong one, then lift [the number] for the one you accept.</w:t>
                   </w:r>
                 </w:p>
               </w:tc>
@@ -4157,7 +4157,7 @@
                       <w:sz w:val="21"/>
                       <w:szCs w:val="21"/>
                     </w:rPr>
-                    <w:t xml:space="preserve">Keep asking for a house number, naming the rule broken each time.</w:t>
+                    <w:t xml:space="preserve">Keep asking the user for a house number until one is a whole number from 10 to 99 inclusive. Display that is not a whole number or that is outside 10 to 99 for each wrong one, then accepted: [the number].</w:t>
                   </w:r>
                 </w:p>
               </w:tc>
@@ -4831,7 +4831,7 @@
                       <w:sz w:val="21"/>
                       <w:szCs w:val="21"/>
                     </w:rPr>
-                    <w:t xml:space="preserve">Check a sign-in against a list of accounts.</w:t>
+                    <w:t xml:space="preserve">Ask the user for a line of usernames, a line of passwords in the same order, then one username and one password to check. Display unknown user when the username is not listed, wrong password when the password does not match, or access granted.</w:t>
                   </w:r>
                 </w:p>
               </w:tc>
@@ -4937,7 +4937,7 @@
                       <w:sz w:val="21"/>
                       <w:szCs w:val="21"/>
                     </w:rPr>
-                    <w:t xml:space="preserve">Allow three attempts at a passcode, then lock the account.</w:t>
+                    <w:t xml:space="preserve">Ask the user for the correct passcode and then one attempt at a time. Display wrong passcode for each miss and access granted as soon as one matches, then account locked if a third attempt has missed too.</w:t>
                   </w:r>
                 </w:p>
               </w:tc>
@@ -5611,7 +5611,7 @@
                       <w:sz w:val="21"/>
                       <w:szCs w:val="21"/>
                     </w:rPr>
-                    <w:t xml:space="preserve">Validate a username, then an age, then print: registered &lt;username&gt; &lt;age&gt;</w:t>
+                    <w:t xml:space="preserve">Keep asking the user for a username until one is 5 to 12 characters of letters and digits only, then for an age until one is 11 to 19. Display registered [username] [age] at the end.</w:t>
                   </w:r>
                 </w:p>
               </w:tc>
@@ -5717,7 +5717,7 @@
                       <w:sz w:val="21"/>
                       <w:szCs w:val="21"/>
                     </w:rPr>
-                    <w:t xml:space="preserve">Keep stock-taking even when a line of data is wrong.</w:t>
+                    <w:t xml:space="preserve">Keep asking the user for item,quantity lines until one is exactly done. Display added [the item name] for each good line, then accepted: [how many were added] and total: [their quantities added up] on the last two lines.</w:t>
                   </w:r>
                 </w:p>
               </w:tc>

--- a/worksheets/PR_L12_Gatehouse_Worksheet.docx
+++ b/worksheets/PR_L12_Gatehouse_Worksheet.docx
@@ -1711,7 +1711,7 @@
                       <w:sz w:val="21"/>
                       <w:szCs w:val="21"/>
                     </w:rPr>
-                    <w:t xml:space="preserve">Ask the user for a name, ignoring any spaces at each end of it. Display no name given when nothing is left, or welcome [the name without those spaces].</w:t>
+                    <w:t xml:space="preserve">Ask the user for a word, ignoring any spaces at each end of it. Display nothing typed when nothing is left, or value [the word without those spaces].</w:t>
                   </w:r>
                 </w:p>
               </w:tc>
@@ -1818,6 +1818,112 @@
                       <w:szCs w:val="21"/>
                     </w:rPr>
                     <w:t xml:space="preserve">Ask the user for a whole number. Display number: [the number] when every character typed is a digit, or not a number when it is not.</w:t>
+                  </w:r>
+                </w:p>
+              </w:tc>
+              <w:tc>
+                <w:tcPr>
+                  <w:tcW w:type="dxa" w:w="3342"/>
+                  <w:tcBorders>
+                    <w:top w:val="single" w:color="B7C2D1" w:sz="4"/>
+                    <w:left w:val="single" w:color="B7C2D1" w:sz="4"/>
+                    <w:bottom w:val="single" w:color="B7C2D1" w:sz="4"/>
+                    <w:right w:val="single" w:color="B7C2D1" w:sz="4"/>
+                  </w:tcBorders>
+                  <w:shd w:fill="FFFFFF" w:color="auto" w:val="clear"/>
+                  <w:tcMar>
+                    <w:top w:type="dxa" w:w="80"/>
+                    <w:left w:type="dxa" w:w="120"/>
+                    <w:bottom w:type="dxa" w:w="80"/>
+                    <w:right w:type="dxa" w:w="120"/>
+                  </w:tcMar>
+                  <w:vAlign w:val="center"/>
+                </w:tcPr>
+                <w:p>
+                  <w:pPr>
+                    <w:spacing w:after="0" w:before="0"/>
+                  </w:pPr>
+                  <w:r>
+                    <w:rPr>
+                      <w:rFonts w:ascii="Arial" w:cs="Arial" w:eastAsia="Arial" w:hAnsi="Arial"/>
+                      <w:b w:val="false"/>
+                      <w:bCs w:val="false"/>
+                      <w:sz w:val="21"/>
+                      <w:szCs w:val="21"/>
+                    </w:rPr>
+                    <w:t xml:space="preserve">3</w:t>
+                  </w:r>
+                </w:p>
+              </w:tc>
+              <w:tc>
+                <w:tcPr>
+                  <w:tcW w:type="dxa" w:w="3342"/>
+                  <w:tcBorders>
+                    <w:top w:val="single" w:color="B7C2D1" w:sz="4"/>
+                    <w:left w:val="single" w:color="B7C2D1" w:sz="4"/>
+                    <w:bottom w:val="single" w:color="B7C2D1" w:sz="4"/>
+                    <w:right w:val="single" w:color="B7C2D1" w:sz="4"/>
+                  </w:tcBorders>
+                  <w:shd w:fill="FFFFFF" w:color="auto" w:val="clear"/>
+                  <w:tcMar>
+                    <w:top w:type="dxa" w:w="80"/>
+                    <w:left w:type="dxa" w:w="120"/>
+                    <w:bottom w:type="dxa" w:w="80"/>
+                    <w:right w:type="dxa" w:w="120"/>
+                  </w:tcMar>
+                  <w:vAlign w:val="center"/>
+                </w:tcPr>
+                <w:p>
+                  <w:pPr>
+                    <w:spacing w:after="0" w:before="0"/>
+                  </w:pPr>
+                  <w:r>
+                    <w:rPr>
+                      <w:rFonts w:ascii="Arial" w:cs="Arial" w:eastAsia="Arial" w:hAnsi="Arial"/>
+                      <w:b w:val="false"/>
+                      <w:bCs w:val="false"/>
+                      <w:sz w:val="21"/>
+                      <w:szCs w:val="21"/>
+                    </w:rPr>
+                    <w:t xml:space="preserve"/>
+                  </w:r>
+                </w:p>
+              </w:tc>
+            </w:tr>
+            <w:tr>
+              <w:trPr>
+                <w:cantSplit/>
+                <w:trHeight w:val="360" w:hRule="atLeast"/>
+              </w:trPr>
+              <w:tc>
+                <w:tcPr>
+                  <w:tcW w:type="dxa" w:w="3342"/>
+                  <w:tcBorders>
+                    <w:top w:val="single" w:color="B7C2D1" w:sz="4"/>
+                    <w:left w:val="single" w:color="B7C2D1" w:sz="4"/>
+                    <w:bottom w:val="single" w:color="B7C2D1" w:sz="4"/>
+                    <w:right w:val="single" w:color="B7C2D1" w:sz="4"/>
+                  </w:tcBorders>
+                  <w:shd w:fill="FFFFFF" w:color="auto" w:val="clear"/>
+                  <w:tcMar>
+                    <w:top w:type="dxa" w:w="80"/>
+                    <w:left w:type="dxa" w:w="120"/>
+                    <w:bottom w:type="dxa" w:w="80"/>
+                    <w:right w:type="dxa" w:w="120"/>
+                  </w:tcMar>
+                  <w:vAlign w:val="center"/>
+                </w:tcPr>
+                <w:p>
+                  <w:pPr>
+                    <w:spacing w:after="0" w:before="0"/>
+                  </w:pPr>
+                  <w:r>
+                    <w:rPr>
+                      <w:rFonts w:ascii="Arial" w:cs="Arial" w:eastAsia="Arial" w:hAnsi="Arial"/>
+                      <w:sz w:val="21"/>
+                      <w:szCs w:val="21"/>
+                    </w:rPr>
+                    <w:t xml:space="preserve">Ask the user for a word. Display known when it is one of red, green or blue, which are fixed in the program, or unknown when it is not.</w:t>
                   </w:r>
                 </w:p>
               </w:tc>
@@ -2491,7 +2597,7 @@
                       <w:sz w:val="21"/>
                       <w:szCs w:val="21"/>
                     </w:rPr>
-                    <w:t xml:space="preserve">Ask the user for a whole number score. Display valid when it is from 1 to 10 inclusive, too low below that range and too high above it.</w:t>
+                    <w:t xml:space="preserve">Ask the user for a whole number. Display valid when it is from 1 to 10 inclusive, too low below that range and too high above it.</w:t>
                   </w:r>
                 </w:p>
               </w:tc>
@@ -2597,7 +2703,7 @@
                       <w:sz w:val="21"/>
                       <w:szCs w:val="21"/>
                     </w:rPr>
-                    <w:t xml:space="preserve">Ask the user for a temperature. Display not a number when it is not a whole number, ok when it is from -5 to 35 inclusive, or out of range when it is outside that.</w:t>
+                    <w:t xml:space="preserve">Ask the user for a whole number. Display not a number when what was typed is not a whole number, ok when it is from -5 to 35 inclusive, or out of range when it is outside that.</w:t>
                   </w:r>
                 </w:p>
               </w:tc>
@@ -3271,7 +3377,7 @@
                       <w:sz w:val="21"/>
                       <w:szCs w:val="21"/>
                     </w:rPr>
-                    <w:t xml:space="preserve">Ask the user for a password. Display too short when it is under 8 characters, too long when it is over 16, and ok for anything in between.</w:t>
+                    <w:t xml:space="preserve">Ask the user for a word. Display too short when it is under 8 characters, too long when it is over 16, and ok for anything in between.</w:t>
                   </w:r>
                 </w:p>
               </w:tc>
@@ -3377,7 +3483,7 @@
                       <w:sz w:val="21"/>
                       <w:szCs w:val="21"/>
                     </w:rPr>
-                    <w:t xml:space="preserve">Ask the user for a booking reference, ignoring any spaces at each end. Display valid reference when it is two letters and then four digits, or invalid reference when it is not.</w:t>
+                    <w:t xml:space="preserve">Ask the user for a code, ignoring any spaces at each end. Display valid code when it is two letters and then four digits, or invalid code when it is not.</w:t>
                   </w:r>
                 </w:p>
               </w:tc>
@@ -4051,7 +4157,7 @@
                       <w:sz w:val="21"/>
                       <w:szCs w:val="21"/>
                     </w:rPr>
-                    <w:t xml:space="preserve">Keep asking the user for a whole number until one is from 1 to 5 inclusive. Display please enter 1 to 5 for every wrong one, then lift [the number] for the one you accept.</w:t>
+                    <w:t xml:space="preserve">Keep asking the user for a word until one still has something in it once the spaces at each end have been taken off. Display that is empty for every wrong one, then accepted [the word without those spaces] for the one you take.</w:t>
                   </w:r>
                 </w:p>
               </w:tc>
@@ -4085,7 +4191,7 @@
                       <w:sz w:val="21"/>
                       <w:szCs w:val="21"/>
                     </w:rPr>
-                    <w:t xml:space="preserve">5</w:t>
+                    <w:t xml:space="preserve">4</w:t>
                   </w:r>
                 </w:p>
               </w:tc>
@@ -4157,7 +4263,113 @@
                       <w:sz w:val="21"/>
                       <w:szCs w:val="21"/>
                     </w:rPr>
-                    <w:t xml:space="preserve">Keep asking the user for a house number until one is a whole number from 10 to 99 inclusive. Display that is not a whole number or that is outside 10 to 99 for each wrong one, then accepted: [the number].</w:t>
+                    <w:t xml:space="preserve">Keep asking the user for a whole number until one is from 1 to 5 inclusive. Display please enter 1 to 5 for every wrong one, then chosen [the number] for the one you accept.</w:t>
+                  </w:r>
+                </w:p>
+              </w:tc>
+              <w:tc>
+                <w:tcPr>
+                  <w:tcW w:type="dxa" w:w="3342"/>
+                  <w:tcBorders>
+                    <w:top w:val="single" w:color="B7C2D1" w:sz="4"/>
+                    <w:left w:val="single" w:color="B7C2D1" w:sz="4"/>
+                    <w:bottom w:val="single" w:color="B7C2D1" w:sz="4"/>
+                    <w:right w:val="single" w:color="B7C2D1" w:sz="4"/>
+                  </w:tcBorders>
+                  <w:shd w:fill="FFFFFF" w:color="auto" w:val="clear"/>
+                  <w:tcMar>
+                    <w:top w:type="dxa" w:w="80"/>
+                    <w:left w:type="dxa" w:w="120"/>
+                    <w:bottom w:type="dxa" w:w="80"/>
+                    <w:right w:type="dxa" w:w="120"/>
+                  </w:tcMar>
+                  <w:vAlign w:val="center"/>
+                </w:tcPr>
+                <w:p>
+                  <w:pPr>
+                    <w:spacing w:after="0" w:before="0"/>
+                  </w:pPr>
+                  <w:r>
+                    <w:rPr>
+                      <w:rFonts w:ascii="Arial" w:cs="Arial" w:eastAsia="Arial" w:hAnsi="Arial"/>
+                      <w:b w:val="false"/>
+                      <w:bCs w:val="false"/>
+                      <w:sz w:val="21"/>
+                      <w:szCs w:val="21"/>
+                    </w:rPr>
+                    <w:t xml:space="preserve">5</w:t>
+                  </w:r>
+                </w:p>
+              </w:tc>
+              <w:tc>
+                <w:tcPr>
+                  <w:tcW w:type="dxa" w:w="3342"/>
+                  <w:tcBorders>
+                    <w:top w:val="single" w:color="B7C2D1" w:sz="4"/>
+                    <w:left w:val="single" w:color="B7C2D1" w:sz="4"/>
+                    <w:bottom w:val="single" w:color="B7C2D1" w:sz="4"/>
+                    <w:right w:val="single" w:color="B7C2D1" w:sz="4"/>
+                  </w:tcBorders>
+                  <w:shd w:fill="FFFFFF" w:color="auto" w:val="clear"/>
+                  <w:tcMar>
+                    <w:top w:type="dxa" w:w="80"/>
+                    <w:left w:type="dxa" w:w="120"/>
+                    <w:bottom w:type="dxa" w:w="80"/>
+                    <w:right w:type="dxa" w:w="120"/>
+                  </w:tcMar>
+                  <w:vAlign w:val="center"/>
+                </w:tcPr>
+                <w:p>
+                  <w:pPr>
+                    <w:spacing w:after="0" w:before="0"/>
+                  </w:pPr>
+                  <w:r>
+                    <w:rPr>
+                      <w:rFonts w:ascii="Arial" w:cs="Arial" w:eastAsia="Arial" w:hAnsi="Arial"/>
+                      <w:b w:val="false"/>
+                      <w:bCs w:val="false"/>
+                      <w:sz w:val="21"/>
+                      <w:szCs w:val="21"/>
+                    </w:rPr>
+                    <w:t xml:space="preserve"/>
+                  </w:r>
+                </w:p>
+              </w:tc>
+            </w:tr>
+            <w:tr>
+              <w:trPr>
+                <w:cantSplit/>
+                <w:trHeight w:val="360" w:hRule="atLeast"/>
+              </w:trPr>
+              <w:tc>
+                <w:tcPr>
+                  <w:tcW w:type="dxa" w:w="3342"/>
+                  <w:tcBorders>
+                    <w:top w:val="single" w:color="B7C2D1" w:sz="4"/>
+                    <w:left w:val="single" w:color="B7C2D1" w:sz="4"/>
+                    <w:bottom w:val="single" w:color="B7C2D1" w:sz="4"/>
+                    <w:right w:val="single" w:color="B7C2D1" w:sz="4"/>
+                  </w:tcBorders>
+                  <w:shd w:fill="FFFFFF" w:color="auto" w:val="clear"/>
+                  <w:tcMar>
+                    <w:top w:type="dxa" w:w="80"/>
+                    <w:left w:type="dxa" w:w="120"/>
+                    <w:bottom w:type="dxa" w:w="80"/>
+                    <w:right w:type="dxa" w:w="120"/>
+                  </w:tcMar>
+                  <w:vAlign w:val="center"/>
+                </w:tcPr>
+                <w:p>
+                  <w:pPr>
+                    <w:spacing w:after="0" w:before="0"/>
+                  </w:pPr>
+                  <w:r>
+                    <w:rPr>
+                      <w:rFonts w:ascii="Arial" w:cs="Arial" w:eastAsia="Arial" w:hAnsi="Arial"/>
+                      <w:sz w:val="21"/>
+                      <w:szCs w:val="21"/>
+                    </w:rPr>
+                    <w:t xml:space="preserve">Keep asking the user for a whole number until one is from 10 to 99 inclusive. Display that is not a whole number or that is outside 10 to 99 for each wrong one, then accepted: [the number].</w:t>
                   </w:r>
                 </w:p>
               </w:tc>
@@ -5611,7 +5823,7 @@
                       <w:sz w:val="21"/>
                       <w:szCs w:val="21"/>
                     </w:rPr>
-                    <w:t xml:space="preserve">Keep asking the user for a username until one is 5 to 12 characters of letters and digits only, then for an age until one is 11 to 19. Display registered [username] [age] at the end.</w:t>
+                    <w:t xml:space="preserve">Keep asking the user for a username until one is 5 to 12 characters of letters and digits only, then for a whole number until one is from 11 to 19 inclusive. Display registered [the username] [the number] at the end.</w:t>
                   </w:r>
                 </w:p>
               </w:tc>
@@ -5717,7 +5929,7 @@
                       <w:sz w:val="21"/>
                       <w:szCs w:val="21"/>
                     </w:rPr>
-                    <w:t xml:space="preserve">Keep asking the user for item,quantity lines until one is exactly done. Display added [the item name] for each good line, then accepted: [how many were added] and total: [their quantities added up] on the last two lines.</w:t>
+                    <w:t xml:space="preserve">Keep asking the user for word,number lines until one is exactly done. Display added [the word] for each good line, then accepted: [how many were added] and total: [their numbers added up] on the last two lines.</w:t>
                   </w:r>
                 </w:p>
               </w:tc>
@@ -6796,7 +7008,7 @@
                 <w:sz w:val="32"/>
                 <w:szCs w:val="32"/>
               </w:rPr>
-              <w:t xml:space="preserve">______ / 67</w:t>
+              <w:t xml:space="preserve">______ / 74</w:t>
             </w:r>
           </w:p>
         </w:tc>
